--- a/CKX/Machine Learning Models for Prediction of Customer Churn in the Telecommunications Industry.docx
+++ b/CKX/Machine Learning Models for Prediction of Customer Churn in the Telecommunications Industry.docx
@@ -8606,6 +8606,8 @@
         <w:pStyle w:val="3"/>
         <w:spacing w:line="360" w:lineRule="auto"/>
       </w:pPr>
+      <w:bookmarkStart w:id="61" w:name="_GoBack"/>
+      <w:bookmarkEnd w:id="61"/>
       <w:bookmarkStart w:id="25" w:name="_Toc183163337"/>
       <w:r>
         <w:t>2.11</w:t>
@@ -8638,17 +8640,7 @@
           <w:sz w:val="24"/>
           <w:szCs w:val="24"/>
         </w:rPr>
-        <w:t>The field of customer churn prediction has seen various successful implementations and research endeavors in the telecommunications industry. These case studies offer valuable insights into effective strategies for managing custo</w:t>
-      </w:r>
-      <w:bookmarkStart w:id="61" w:name="_GoBack"/>
-      <w:bookmarkEnd w:id="61"/>
-      <w:r>
-        <w:rPr>
-          <w:rFonts w:ascii="Times New Roman" w:hAnsi="Times New Roman" w:cs="Times New Roman"/>
-          <w:sz w:val="24"/>
-          <w:szCs w:val="24"/>
-        </w:rPr>
-        <w:t>mer churn and highlight lessons learned from real-world applications of machine learning techniques. This section reviews notable research and case studies, focusing on their methodologies, outcomes, and implications for future churn prediction efforts.</w:t>
+        <w:t>The field of customer churn prediction has seen various successful implementations and research endeavors in the telecommunications industry. These case studies offer valuable insights into effective strategies for managing customer churn and highlight lessons learned from real-world applications of machine learning techniques. This section reviews notable research and case studies, focusing on their methodologies, outcomes, and implications for future churn prediction efforts.</w:t>
       </w:r>
     </w:p>
     <w:p>
